--- a/To the Lighthouse (part-1)docx.docx
+++ b/To the Lighthouse (part-1)docx.docx
@@ -4,438 +4,1849 @@
   <w:body>
     <w:p>
       <w:pPr>
+        <w:pStyle w:val="5"/>
+        <w:keepNext w:val="0"/>
+        <w:keepLines w:val="0"/>
+        <w:widowControl/>
+        <w:suppressLineNumbers w:val="0"/>
+        <w:rPr>
+          <w:color w:val="auto"/>
+          <w:sz w:val="24"/>
+          <w:szCs w:val="24"/>
+        </w:rPr>
+      </w:pPr>
+      <w:r>
+        <w:rPr>
+          <w:color w:val="auto"/>
+          <w:sz w:val="24"/>
+          <w:szCs w:val="24"/>
+        </w:rPr>
+        <w:t>James Ramsay wakes up late, cutting army &amp; navy pictures (probably dreaming about becoming military, even has his own "private code")</w:t>
+      </w:r>
+    </w:p>
+    <w:p>
+      <w:pPr>
+        <w:pStyle w:val="5"/>
+        <w:keepNext w:val="0"/>
+        <w:keepLines w:val="0"/>
+        <w:widowControl/>
+        <w:suppressLineNumbers w:val="0"/>
+        <w:rPr>
+          <w:color w:val="auto"/>
+          <w:sz w:val="24"/>
+          <w:szCs w:val="24"/>
+        </w:rPr>
+      </w:pPr>
+      <w:r>
+        <w:rPr>
+          <w:color w:val="auto"/>
+          <w:sz w:val="24"/>
+          <w:szCs w:val="24"/>
+        </w:rPr>
+        <w:t xml:space="preserve">Dad says no to the lighthouse trip </w:t>
+      </w:r>
+      <w:r>
+        <w:rPr>
+          <w:color w:val="auto"/>
+          <w:sz w:val="24"/>
+          <w:szCs w:val="24"/>
+          <w:lang w:val="en-US"/>
+        </w:rPr>
+        <w:t>-</w:t>
+      </w:r>
+      <w:r>
+        <w:rPr>
+          <w:color w:val="auto"/>
+          <w:sz w:val="24"/>
+          <w:szCs w:val="24"/>
+        </w:rPr>
+        <w:t xml:space="preserve"> classic father authority move, nobody can argue back</w:t>
+      </w:r>
+    </w:p>
+    <w:p>
+      <w:pPr>
+        <w:pStyle w:val="5"/>
+        <w:keepNext w:val="0"/>
+        <w:keepLines w:val="0"/>
+        <w:widowControl/>
+        <w:suppressLineNumbers w:val="0"/>
+        <w:rPr>
+          <w:color w:val="auto"/>
+          <w:sz w:val="24"/>
+          <w:szCs w:val="24"/>
+        </w:rPr>
+      </w:pPr>
+      <w:r>
+        <w:rPr>
+          <w:color w:val="auto"/>
+          <w:sz w:val="24"/>
+          <w:szCs w:val="24"/>
+        </w:rPr>
+        <w:t xml:space="preserve">The lighthouse keeper's son is sick, Mrs.Ramsay is knitting a stocking for him </w:t>
+      </w:r>
+      <w:r>
+        <w:rPr>
+          <w:color w:val="auto"/>
+          <w:sz w:val="24"/>
+          <w:szCs w:val="24"/>
+          <w:lang w:val="en-US"/>
+        </w:rPr>
+        <w:t>-</w:t>
+      </w:r>
+      <w:r>
+        <w:rPr>
+          <w:color w:val="auto"/>
+          <w:sz w:val="24"/>
+          <w:szCs w:val="24"/>
+        </w:rPr>
+        <w:t xml:space="preserve"> pure maternal care, she even describes how the boy can't really fit into normal community life</w:t>
+      </w:r>
+    </w:p>
+    <w:p>
+      <w:pPr>
+        <w:pStyle w:val="5"/>
+        <w:keepNext w:val="0"/>
+        <w:keepLines w:val="0"/>
+        <w:widowControl/>
+        <w:suppressLineNumbers w:val="0"/>
+        <w:rPr>
+          <w:color w:val="auto"/>
+          <w:sz w:val="24"/>
+          <w:szCs w:val="24"/>
+        </w:rPr>
+      </w:pPr>
+      <w:r>
+        <w:rPr>
+          <w:color w:val="auto"/>
+          <w:sz w:val="24"/>
+          <w:szCs w:val="24"/>
+        </w:rPr>
+        <w:t>Charles Tansley is basically Mr.Ramsay's fanboy, copies everything he says. Kids mock him calling him an atheist but Mrs. Ramsay tells them to leave him alone</w:t>
+      </w:r>
+    </w:p>
+    <w:p>
+      <w:pPr>
+        <w:pStyle w:val="5"/>
+        <w:keepNext w:val="0"/>
+        <w:keepLines w:val="0"/>
+        <w:widowControl/>
+        <w:suppressLineNumbers w:val="0"/>
+        <w:rPr>
+          <w:color w:val="auto"/>
+          <w:sz w:val="24"/>
+          <w:szCs w:val="24"/>
+        </w:rPr>
+      </w:pPr>
+      <w:r>
+        <w:rPr>
+          <w:color w:val="auto"/>
+          <w:sz w:val="24"/>
+          <w:szCs w:val="24"/>
+        </w:rPr>
+        <w:t xml:space="preserve">Tansley and Mr.Ramsay together deliver the bad news about the lighthouse </w:t>
+      </w:r>
+      <w:r>
+        <w:rPr>
+          <w:color w:val="auto"/>
+          <w:sz w:val="24"/>
+          <w:szCs w:val="24"/>
+          <w:lang w:val="en-US"/>
+        </w:rPr>
+        <w:t>-</w:t>
+      </w:r>
+      <w:r>
+        <w:rPr>
+          <w:color w:val="auto"/>
+          <w:sz w:val="24"/>
+          <w:szCs w:val="24"/>
+        </w:rPr>
+        <w:t xml:space="preserve"> kids go to bedroom, Mrs.Ramsay lowkey resents both of them for it</w:t>
+      </w:r>
+    </w:p>
+    <w:p>
+      <w:pPr>
+        <w:pStyle w:val="5"/>
+        <w:keepNext w:val="0"/>
+        <w:keepLines w:val="0"/>
+        <w:widowControl/>
+        <w:suppressLineNumbers w:val="0"/>
+        <w:rPr>
+          <w:color w:val="auto"/>
+          <w:sz w:val="24"/>
+          <w:szCs w:val="24"/>
+        </w:rPr>
+      </w:pPr>
+      <w:r>
+        <w:rPr>
+          <w:color w:val="auto"/>
+          <w:sz w:val="24"/>
+          <w:szCs w:val="24"/>
+        </w:rPr>
+        <w:t xml:space="preserve">Mr.Carmichael </w:t>
+      </w:r>
+      <w:r>
         <w:rPr>
           <w:rFonts w:hint="default"/>
-          <w:lang w:val="en-US"/>
-        </w:rPr>
-      </w:pPr>
-      <w:r>
-        <w:rPr>
-          <w:rFonts w:hint="default"/>
-          <w:lang w:val="en-US"/>
-        </w:rPr>
-        <w:t>Late sleep of James Ramsey</w:t>
-      </w:r>
-    </w:p>
-    <w:p>
-      <w:pPr>
-        <w:rPr>
-          <w:rFonts w:hint="default"/>
-          <w:lang w:val="en-US"/>
-        </w:rPr>
-      </w:pPr>
-      <w:r>
-        <w:rPr>
-          <w:rFonts w:hint="default"/>
-          <w:lang w:val="en-US"/>
-        </w:rPr>
-        <w:t>Cutting army &amp; navy pictures (maybe dreaming about becoming a military personell, even has “private code”)</w:t>
-      </w:r>
-    </w:p>
-    <w:p>
-      <w:pPr>
-        <w:rPr>
-          <w:rFonts w:hint="default"/>
-          <w:lang w:val="en-US"/>
-        </w:rPr>
-      </w:pPr>
-      <w:r>
-        <w:rPr>
-          <w:rFonts w:hint="default"/>
-          <w:lang w:val="en-US"/>
-        </w:rPr>
-        <w:t>Father disagree to going to the lighthouse (father authority), so they couldn’t disagree with their father</w:t>
-      </w:r>
-    </w:p>
-    <w:p>
-      <w:pPr>
-        <w:rPr>
-          <w:rFonts w:hint="default"/>
-          <w:lang w:val="en-US"/>
-        </w:rPr>
-      </w:pPr>
-      <w:r>
-        <w:rPr>
-          <w:rFonts w:hint="default"/>
-          <w:lang w:val="en-US"/>
-        </w:rPr>
-        <w:t>Lighthouse keeper hasa a son with sickness as Mrs.James was knitting a stocking for him, and from it we can see maternal care as well</w:t>
-      </w:r>
-    </w:p>
-    <w:p>
-      <w:pPr>
-        <w:rPr>
-          <w:rFonts w:hint="default"/>
-          <w:lang w:val="en-US"/>
-        </w:rPr>
-      </w:pPr>
-      <w:r>
-        <w:rPr>
-          <w:rFonts w:hint="default"/>
-          <w:lang w:val="en-US"/>
-        </w:rPr>
-        <w:t>The way she describes the boy who is not able to join to the community</w:t>
-      </w:r>
-    </w:p>
-    <w:p>
-      <w:pPr>
-        <w:rPr>
-          <w:rFonts w:hint="default"/>
-          <w:lang w:val="en-US"/>
-        </w:rPr>
-      </w:pPr>
-      <w:r>
-        <w:rPr>
-          <w:rFonts w:hint="default"/>
-          <w:lang w:val="en-US"/>
-        </w:rPr>
-        <w:t>Charles Tensley immitator of Mr.Ramsey’s ideas. but children mocked him as an ‘atheist’ even though mother restricted them from harrasing him</w:t>
-      </w:r>
-    </w:p>
-    <w:p>
-      <w:pPr>
-        <w:rPr>
-          <w:rFonts w:hint="default"/>
-          <w:lang w:val="en-US"/>
-        </w:rPr>
-      </w:pPr>
-      <w:r>
-        <w:rPr>
-          <w:rFonts w:hint="default"/>
-          <w:lang w:val="en-US"/>
-        </w:rPr>
-        <w:t>As tensley and Mr.Ramsay gave the news of not going to the lighthouse children went to bedroom. And Mrs.Ramsay didn’t like those two guys partially. (Mr.Ramser &amp; Tensley)</w:t>
-      </w:r>
-    </w:p>
-    <w:p>
-      <w:pPr>
-        <w:rPr>
-          <w:rFonts w:hint="default"/>
-          <w:lang w:val="en-US"/>
-        </w:rPr>
-      </w:pPr>
-      <w:r>
-        <w:rPr>
-          <w:rFonts w:hint="default"/>
-          <w:lang w:val="en-US"/>
-        </w:rPr>
-        <w:t>Mr.Carmichael - yellow eyes, emotionally unreachable, not a  fortunate marriage ending him lying on the lawn</w:t>
-      </w:r>
-    </w:p>
-    <w:p>
-      <w:pPr>
-        <w:rPr>
-          <w:rFonts w:hint="default"/>
-          <w:lang w:val="en-US"/>
-        </w:rPr>
-      </w:pPr>
-      <w:r>
-        <w:rPr>
-          <w:rFonts w:hint="default"/>
-          <w:lang w:val="en-US"/>
-        </w:rPr>
-        <w:t>Tansley if flattered by Mrs.Ramsey’s attention - shows how dependent he is on external validation, imagened himself paying for cab, carying her bag</w:t>
-      </w:r>
-    </w:p>
-    <w:p>
-      <w:pPr>
-        <w:rPr>
-          <w:rFonts w:hint="default"/>
-          <w:lang w:val="en-US"/>
-        </w:rPr>
-      </w:pPr>
-      <w:r>
-        <w:rPr>
-          <w:rFonts w:hint="default"/>
-          <w:lang w:val="en-US"/>
-        </w:rPr>
-        <w:t>Mrs.Ramsey attention goes to one armed man</w:t>
-      </w:r>
-    </w:p>
-    <w:p>
-      <w:pPr>
-        <w:rPr>
-          <w:rFonts w:hint="default"/>
-          <w:lang w:val="en-US"/>
-        </w:rPr>
-      </w:pPr>
-      <w:r>
-        <w:rPr>
-          <w:rFonts w:hint="default"/>
-          <w:lang w:val="en-US"/>
-        </w:rPr>
-        <w:t>Mrs.Ramsey’s childlike joy at the circus, Tansley cannot match her tone, circus as a class trigger as Tansley talks about his hard childhood</w:t>
-      </w:r>
-    </w:p>
-    <w:p>
-      <w:pPr>
-        <w:rPr>
-          <w:rFonts w:hint="default"/>
-          <w:lang w:val="en-US"/>
-        </w:rPr>
-      </w:pPr>
-      <w:r>
-        <w:rPr>
-          <w:rFonts w:hint="default"/>
-          <w:lang w:val="en-US"/>
-        </w:rPr>
-        <w:t>Artists have come to town, but they were copying Mr.Paunceforte‘s style of drawing.</w:t>
-      </w:r>
-    </w:p>
-    <w:p>
-      <w:pPr>
-        <w:rPr>
-          <w:rFonts w:hint="default"/>
-          <w:lang w:val="en-US"/>
-        </w:rPr>
-      </w:pPr>
-      <w:r>
-        <w:rPr>
-          <w:rFonts w:hint="default"/>
-          <w:lang w:val="en-US"/>
-        </w:rPr>
-        <w:t>Tansley emotion is growing starting from the garden, and higher in town and having a pride walking beside her.</w:t>
-      </w:r>
-    </w:p>
-    <w:p>
-      <w:pPr>
-        <w:rPr>
-          <w:rFonts w:hint="default"/>
-          <w:lang w:val="en-US"/>
-        </w:rPr>
-      </w:pPr>
-    </w:p>
-    <w:p>
-      <w:pPr>
-        <w:rPr>
-          <w:rFonts w:hint="default"/>
-          <w:lang w:val="en-US"/>
-        </w:rPr>
-      </w:pPr>
-      <w:r>
-        <w:rPr>
-          <w:rFonts w:hint="default"/>
-          <w:lang w:val="en-US"/>
-        </w:rPr>
-        <w:t>3</w:t>
-      </w:r>
-    </w:p>
-    <w:p>
-      <w:pPr>
-        <w:rPr>
-          <w:rFonts w:hint="default"/>
-          <w:lang w:val="en-US"/>
-        </w:rPr>
-      </w:pPr>
-      <w:r>
-        <w:rPr>
-          <w:rFonts w:hint="default"/>
-          <w:lang w:val="en-US"/>
-        </w:rPr>
-        <w:t>Mrs.Ramsay comforting her son</w:t>
-      </w:r>
-    </w:p>
-    <w:p>
-      <w:pPr>
-        <w:rPr>
-          <w:rFonts w:hint="default"/>
-          <w:lang w:val="en-US"/>
-        </w:rPr>
-      </w:pPr>
-      <w:r>
-        <w:rPr>
-          <w:rFonts w:hint="default"/>
-          <w:lang w:val="en-US"/>
-        </w:rPr>
-        <w:t>Tansley always breaks the hopes of the little children</w:t>
+          <w:color w:val="auto"/>
+          <w:sz w:val="24"/>
+          <w:szCs w:val="24"/>
+          <w:lang w:val="en-US"/>
+        </w:rPr>
+        <w:t>-</w:t>
+      </w:r>
+      <w:r>
+        <w:rPr>
+          <w:color w:val="auto"/>
+          <w:sz w:val="24"/>
+          <w:szCs w:val="24"/>
+        </w:rPr>
+        <w:t xml:space="preserve"> yellow cat eyes, emotionally unreachable, had a bad marriage that basically ended with him just lying on the lawn doing nothing with his life</w:t>
+      </w:r>
+    </w:p>
+    <w:p>
+      <w:pPr>
+        <w:pStyle w:val="5"/>
+        <w:keepNext w:val="0"/>
+        <w:keepLines w:val="0"/>
+        <w:widowControl/>
+        <w:suppressLineNumbers w:val="0"/>
+        <w:rPr>
+          <w:color w:val="auto"/>
+          <w:sz w:val="24"/>
+          <w:szCs w:val="24"/>
+        </w:rPr>
+      </w:pPr>
+      <w:r>
+        <w:rPr>
+          <w:color w:val="auto"/>
+          <w:sz w:val="24"/>
+          <w:szCs w:val="24"/>
+        </w:rPr>
+        <w:t xml:space="preserve">Tansley gets flattered easily by Mrs.Ramsay's attention, starts imagining paying for the cab, carrying her bag </w:t>
+      </w:r>
+      <w:r>
+        <w:rPr>
+          <w:color w:val="auto"/>
+          <w:sz w:val="24"/>
+          <w:szCs w:val="24"/>
+          <w:lang w:val="en-US"/>
+        </w:rPr>
+        <w:t>-</w:t>
+      </w:r>
+      <w:r>
+        <w:rPr>
+          <w:color w:val="auto"/>
+          <w:sz w:val="24"/>
+          <w:szCs w:val="24"/>
+        </w:rPr>
+        <w:t xml:space="preserve"> dude is completely dependent on external validation</w:t>
+      </w:r>
+    </w:p>
+    <w:p>
+      <w:pPr>
+        <w:pStyle w:val="5"/>
+        <w:keepNext w:val="0"/>
+        <w:keepLines w:val="0"/>
+        <w:widowControl/>
+        <w:suppressLineNumbers w:val="0"/>
+        <w:rPr>
+          <w:color w:val="auto"/>
+          <w:sz w:val="24"/>
+          <w:szCs w:val="24"/>
+        </w:rPr>
+      </w:pPr>
+      <w:r>
+        <w:rPr>
+          <w:color w:val="auto"/>
+          <w:sz w:val="24"/>
+          <w:szCs w:val="24"/>
+        </w:rPr>
+        <w:t xml:space="preserve">Mrs.Ramsay notices a one armed man pasting a circus billboard </w:t>
+      </w:r>
+      <w:r>
+        <w:rPr>
+          <w:color w:val="auto"/>
+          <w:sz w:val="24"/>
+          <w:szCs w:val="24"/>
+          <w:lang w:val="en-US"/>
+        </w:rPr>
+        <w:t>-</w:t>
+      </w:r>
+      <w:r>
+        <w:rPr>
+          <w:color w:val="auto"/>
+          <w:sz w:val="24"/>
+          <w:szCs w:val="24"/>
+        </w:rPr>
+        <w:t xml:space="preserve"> immediately worries about his safety, can't help herself</w:t>
+      </w:r>
+    </w:p>
+    <w:p>
+      <w:pPr>
+        <w:pStyle w:val="5"/>
+        <w:keepNext w:val="0"/>
+        <w:keepLines w:val="0"/>
+        <w:widowControl/>
+        <w:suppressLineNumbers w:val="0"/>
+        <w:rPr>
+          <w:color w:val="auto"/>
+          <w:sz w:val="24"/>
+          <w:szCs w:val="24"/>
+        </w:rPr>
+      </w:pPr>
+      <w:r>
+        <w:rPr>
+          <w:color w:val="auto"/>
+          <w:sz w:val="24"/>
+          <w:szCs w:val="24"/>
+        </w:rPr>
+        <w:t xml:space="preserve">Mrs.Ramsay gets childlike excitement about the circus, Tansley can't match her energy at all. The circus question accidentally triggers his whole class trauma </w:t>
+      </w:r>
+      <w:r>
+        <w:rPr>
+          <w:color w:val="auto"/>
+          <w:sz w:val="24"/>
+          <w:szCs w:val="24"/>
+          <w:lang w:val="en-US"/>
+        </w:rPr>
+        <w:t>-</w:t>
+      </w:r>
+      <w:r>
+        <w:rPr>
+          <w:color w:val="auto"/>
+          <w:sz w:val="24"/>
+          <w:szCs w:val="24"/>
+        </w:rPr>
+        <w:t xml:space="preserve"> starts talking about his hard childhood, nine siblings, working class dad, paid his own way since 13</w:t>
+      </w:r>
+    </w:p>
+    <w:p>
+      <w:pPr>
+        <w:pStyle w:val="5"/>
+        <w:keepNext w:val="0"/>
+        <w:keepLines w:val="0"/>
+        <w:widowControl/>
+        <w:suppressLineNumbers w:val="0"/>
+        <w:rPr>
+          <w:color w:val="auto"/>
+          <w:sz w:val="24"/>
+          <w:szCs w:val="24"/>
+        </w:rPr>
+      </w:pPr>
+      <w:r>
+        <w:rPr>
+          <w:color w:val="auto"/>
+          <w:sz w:val="24"/>
+          <w:szCs w:val="24"/>
+        </w:rPr>
+        <w:t xml:space="preserve">Artists have come to town but they're all just copying Mr. Paunceforte's style </w:t>
+      </w:r>
+      <w:r>
+        <w:rPr>
+          <w:color w:val="auto"/>
+          <w:sz w:val="24"/>
+          <w:szCs w:val="24"/>
+          <w:lang w:val="en-US"/>
+        </w:rPr>
+        <w:t>-</w:t>
+      </w:r>
+      <w:r>
+        <w:rPr>
+          <w:color w:val="auto"/>
+          <w:sz w:val="24"/>
+          <w:szCs w:val="24"/>
+        </w:rPr>
+        <w:t xml:space="preserve"> green and grey everything. Mrs.R</w:t>
       </w:r>
       <w:bookmarkStart w:id="0" w:name="_GoBack"/>
       <w:bookmarkEnd w:id="0"/>
-    </w:p>
-    <w:p>
-      <w:pPr>
+      <w:r>
+        <w:rPr>
+          <w:color w:val="auto"/>
+          <w:sz w:val="24"/>
+          <w:szCs w:val="24"/>
+        </w:rPr>
+        <w:t>amsay prefers the old way, her grandmother's friends actually ground their own colours</w:t>
+      </w:r>
+    </w:p>
+    <w:p>
+      <w:pPr>
+        <w:pStyle w:val="5"/>
+        <w:keepNext w:val="0"/>
+        <w:keepLines w:val="0"/>
+        <w:widowControl/>
+        <w:suppressLineNumbers w:val="0"/>
+        <w:rPr>
+          <w:color w:val="auto"/>
+          <w:sz w:val="24"/>
+          <w:szCs w:val="24"/>
+        </w:rPr>
+      </w:pPr>
+      <w:r>
+        <w:rPr>
+          <w:color w:val="auto"/>
+          <w:sz w:val="24"/>
+          <w:szCs w:val="24"/>
+        </w:rPr>
+        <w:t xml:space="preserve">Tansley's feelings for Mrs.Ramsay keep growing </w:t>
+      </w:r>
+      <w:r>
+        <w:rPr>
+          <w:color w:val="auto"/>
+          <w:sz w:val="24"/>
+          <w:szCs w:val="24"/>
+          <w:lang w:val="en-US"/>
+        </w:rPr>
+        <w:t>-</w:t>
+      </w:r>
+      <w:r>
+        <w:rPr>
+          <w:color w:val="auto"/>
+          <w:sz w:val="24"/>
+          <w:szCs w:val="24"/>
+        </w:rPr>
+        <w:t xml:space="preserve"> started in the garden wanting to carry her bag, peaks at the house visit when he suddenly realizes shes the most beautiful person he</w:t>
+      </w:r>
+      <w:r>
         <w:rPr>
           <w:rFonts w:hint="default"/>
-          <w:lang w:val="en-US"/>
-        </w:rPr>
-      </w:pPr>
+          <w:color w:val="auto"/>
+          <w:sz w:val="24"/>
+          <w:szCs w:val="24"/>
+          <w:lang w:val="en-US"/>
+        </w:rPr>
+        <w:t xml:space="preserve"> ha</w:t>
+      </w:r>
+      <w:r>
+        <w:rPr>
+          <w:color w:val="auto"/>
+          <w:sz w:val="24"/>
+          <w:szCs w:val="24"/>
+        </w:rPr>
+        <w:t>s ever seen. Walks back beside her with extraordinary pride for the first time in his life</w:t>
+      </w:r>
+    </w:p>
+    <w:p>
+      <w:pPr>
+        <w:pStyle w:val="5"/>
+        <w:keepNext w:val="0"/>
+        <w:keepLines w:val="0"/>
+        <w:widowControl/>
+        <w:suppressLineNumbers w:val="0"/>
+        <w:rPr>
+          <w:color w:val="auto"/>
+          <w:sz w:val="24"/>
+          <w:szCs w:val="24"/>
+        </w:rPr>
+      </w:pPr>
+      <w:r>
+        <w:rPr>
+          <w:color w:val="auto"/>
+          <w:sz w:val="24"/>
+          <w:szCs w:val="24"/>
+        </w:rPr>
+        <w:t xml:space="preserve">Mrs.Ramsay comforts James again, smoothing his hair </w:t>
+      </w:r>
+      <w:r>
+        <w:rPr>
+          <w:color w:val="auto"/>
+          <w:sz w:val="24"/>
+          <w:szCs w:val="24"/>
+          <w:lang w:val="en-US"/>
+        </w:rPr>
+        <w:t>-</w:t>
+      </w:r>
+      <w:r>
+        <w:rPr>
+          <w:color w:val="auto"/>
+          <w:sz w:val="24"/>
+          <w:szCs w:val="24"/>
+        </w:rPr>
+        <w:t xml:space="preserve"> dad already crushed his hopes, she quietly rebuilds them</w:t>
+      </w:r>
+    </w:p>
+    <w:p>
+      <w:pPr>
+        <w:pStyle w:val="5"/>
+        <w:keepNext w:val="0"/>
+        <w:keepLines w:val="0"/>
+        <w:widowControl/>
+        <w:suppressLineNumbers w:val="0"/>
+        <w:rPr>
+          <w:color w:val="auto"/>
+          <w:sz w:val="24"/>
+          <w:szCs w:val="24"/>
+        </w:rPr>
+      </w:pPr>
+      <w:r>
+        <w:rPr>
+          <w:color w:val="auto"/>
+          <w:sz w:val="24"/>
+          <w:szCs w:val="24"/>
+        </w:rPr>
+        <w:t xml:space="preserve">Tansley keeps </w:t>
+      </w:r>
       <w:r>
         <w:rPr>
           <w:rFonts w:hint="default"/>
-          <w:lang w:val="en-US"/>
-        </w:rPr>
-        <w:t>Young men parody Mr.Ramsay (rain -&gt; tornado)</w:t>
-      </w:r>
-    </w:p>
-    <w:p>
-      <w:pPr>
+          <w:color w:val="auto"/>
+          <w:sz w:val="24"/>
+          <w:szCs w:val="24"/>
+          <w:lang w:val="en-US"/>
+        </w:rPr>
+        <w:t>telling</w:t>
+      </w:r>
+      <w:r>
+        <w:rPr>
+          <w:color w:val="auto"/>
+          <w:sz w:val="24"/>
+          <w:szCs w:val="24"/>
+        </w:rPr>
+        <w:t xml:space="preserve"> the bad weather news even after Mr. Ramsay already said it </w:t>
+      </w:r>
+      <w:r>
+        <w:rPr>
+          <w:color w:val="auto"/>
+          <w:sz w:val="24"/>
+          <w:szCs w:val="24"/>
+          <w:lang w:val="en-US"/>
+        </w:rPr>
+        <w:t>-</w:t>
+      </w:r>
+      <w:r>
+        <w:rPr>
+          <w:color w:val="auto"/>
+          <w:sz w:val="24"/>
+          <w:szCs w:val="24"/>
+        </w:rPr>
+        <w:t xml:space="preserve"> always the one killing the kids excitement</w:t>
+      </w:r>
+    </w:p>
+    <w:p>
+      <w:pPr>
+        <w:pStyle w:val="5"/>
+        <w:keepNext w:val="0"/>
+        <w:keepLines w:val="0"/>
+        <w:widowControl/>
+        <w:suppressLineNumbers w:val="0"/>
+        <w:rPr>
+          <w:color w:val="auto"/>
+          <w:sz w:val="24"/>
+          <w:szCs w:val="24"/>
+        </w:rPr>
+      </w:pPr>
+      <w:r>
+        <w:rPr>
+          <w:color w:val="auto"/>
+          <w:sz w:val="24"/>
+          <w:szCs w:val="24"/>
+        </w:rPr>
+        <w:t xml:space="preserve">Young men parody Mr.Ramsay </w:t>
+      </w:r>
+      <w:r>
+        <w:rPr>
+          <w:color w:val="auto"/>
+          <w:sz w:val="24"/>
+          <w:szCs w:val="24"/>
+          <w:lang w:val="en-US"/>
+        </w:rPr>
+        <w:t>-</w:t>
+      </w:r>
+      <w:r>
+        <w:rPr>
+          <w:color w:val="auto"/>
+          <w:sz w:val="24"/>
+          <w:szCs w:val="24"/>
+        </w:rPr>
+        <w:t xml:space="preserve"> he says rain, they say tornado. Tansley does this the most</w:t>
+      </w:r>
+    </w:p>
+    <w:p>
+      <w:pPr>
+        <w:pStyle w:val="5"/>
+        <w:keepNext w:val="0"/>
+        <w:keepLines w:val="0"/>
+        <w:widowControl/>
+        <w:suppressLineNumbers w:val="0"/>
+        <w:rPr>
+          <w:color w:val="auto"/>
+          <w:sz w:val="24"/>
+          <w:szCs w:val="24"/>
+        </w:rPr>
+      </w:pPr>
+      <w:r>
+        <w:rPr>
+          <w:color w:val="auto"/>
+          <w:sz w:val="24"/>
+          <w:szCs w:val="24"/>
+        </w:rPr>
+        <w:t xml:space="preserve">The sound of men talking on the terrace is like background comfort for Mrs.Ramsay </w:t>
+      </w:r>
+      <w:r>
+        <w:rPr>
+          <w:color w:val="auto"/>
+          <w:sz w:val="24"/>
+          <w:szCs w:val="24"/>
+          <w:lang w:val="en-US"/>
+        </w:rPr>
+        <w:t>-</w:t>
+      </w:r>
+      <w:r>
+        <w:rPr>
+          <w:color w:val="auto"/>
+          <w:sz w:val="24"/>
+          <w:szCs w:val="24"/>
+        </w:rPr>
+        <w:t xml:space="preserve"> she tracks it without realizing</w:t>
+      </w:r>
+    </w:p>
+    <w:p>
+      <w:pPr>
+        <w:pStyle w:val="5"/>
+        <w:keepNext w:val="0"/>
+        <w:keepLines w:val="0"/>
+        <w:widowControl/>
+        <w:suppressLineNumbers w:val="0"/>
+        <w:rPr>
+          <w:color w:val="auto"/>
+          <w:sz w:val="24"/>
+          <w:szCs w:val="24"/>
+        </w:rPr>
+      </w:pPr>
+      <w:r>
+        <w:rPr>
+          <w:color w:val="auto"/>
+          <w:sz w:val="24"/>
+          <w:szCs w:val="24"/>
+        </w:rPr>
+        <w:t xml:space="preserve">The waves have two completely different meanings depending on her mood </w:t>
+      </w:r>
+      <w:r>
+        <w:rPr>
+          <w:color w:val="auto"/>
+          <w:sz w:val="24"/>
+          <w:szCs w:val="24"/>
+          <w:lang w:val="en-US"/>
+        </w:rPr>
+        <w:t>-</w:t>
+      </w:r>
+      <w:r>
+        <w:rPr>
+          <w:color w:val="auto"/>
+          <w:sz w:val="24"/>
+          <w:szCs w:val="24"/>
+        </w:rPr>
+        <w:t xml:space="preserve"> sometimes "I am guarding you," sometimes a reminder that everything is temporary and the island will sink one day. External world mirrors her internal state</w:t>
+      </w:r>
+    </w:p>
+    <w:p>
+      <w:pPr>
+        <w:pStyle w:val="5"/>
+        <w:keepNext w:val="0"/>
+        <w:keepLines w:val="0"/>
+        <w:widowControl/>
+        <w:suppressLineNumbers w:val="0"/>
+        <w:rPr>
+          <w:color w:val="auto"/>
+          <w:sz w:val="24"/>
+          <w:szCs w:val="24"/>
+        </w:rPr>
+      </w:pPr>
+      <w:r>
+        <w:rPr>
+          <w:color w:val="auto"/>
+          <w:sz w:val="24"/>
+          <w:szCs w:val="24"/>
+        </w:rPr>
+        <w:t xml:space="preserve">Mr.Ramsay chanting Tennyson on the terrace </w:t>
+      </w:r>
+      <w:r>
+        <w:rPr>
+          <w:color w:val="auto"/>
+          <w:sz w:val="24"/>
+          <w:szCs w:val="24"/>
+          <w:lang w:val="en-US"/>
+        </w:rPr>
+        <w:t>-</w:t>
+      </w:r>
+      <w:r>
+        <w:rPr>
+          <w:color w:val="auto"/>
+          <w:sz w:val="24"/>
+          <w:szCs w:val="24"/>
+        </w:rPr>
+        <w:t xml:space="preserve"> half croak half song </w:t>
+      </w:r>
+      <w:r>
+        <w:rPr>
+          <w:color w:val="auto"/>
+          <w:sz w:val="24"/>
+          <w:szCs w:val="24"/>
+          <w:lang w:val="en-US"/>
+        </w:rPr>
+        <w:t>-</w:t>
+      </w:r>
+      <w:r>
+        <w:rPr>
+          <w:color w:val="auto"/>
+          <w:sz w:val="24"/>
+          <w:szCs w:val="24"/>
+        </w:rPr>
+        <w:t xml:space="preserve"> works like a thought anchor for her, as long as she can hear him she knows everything is okay</w:t>
+      </w:r>
+    </w:p>
+    <w:p>
+      <w:pPr>
+        <w:pStyle w:val="5"/>
+        <w:keepNext w:val="0"/>
+        <w:keepLines w:val="0"/>
+        <w:widowControl/>
+        <w:suppressLineNumbers w:val="0"/>
+        <w:rPr>
+          <w:color w:val="auto"/>
+          <w:sz w:val="24"/>
+          <w:szCs w:val="24"/>
+        </w:rPr>
+      </w:pPr>
+      <w:r>
+        <w:rPr>
+          <w:color w:val="auto"/>
+          <w:sz w:val="24"/>
+          <w:szCs w:val="24"/>
+        </w:rPr>
+        <w:t xml:space="preserve">Lily Briscoe is painting on the edge of the lawn </w:t>
+      </w:r>
+      <w:r>
+        <w:rPr>
+          <w:color w:val="auto"/>
+          <w:sz w:val="24"/>
+          <w:szCs w:val="24"/>
+          <w:lang w:val="en-US"/>
+        </w:rPr>
+        <w:t>-</w:t>
+      </w:r>
+      <w:r>
+        <w:rPr>
+          <w:color w:val="auto"/>
+          <w:sz w:val="24"/>
+          <w:szCs w:val="24"/>
+        </w:rPr>
+        <w:t xml:space="preserve"> Mr.Ramsay nearly knocks her easel over charging past shouting poetry</w:t>
+      </w:r>
+    </w:p>
+    <w:p>
+      <w:pPr>
+        <w:pStyle w:val="5"/>
+        <w:keepNext w:val="0"/>
+        <w:keepLines w:val="0"/>
+        <w:widowControl/>
+        <w:suppressLineNumbers w:val="0"/>
+        <w:rPr>
+          <w:color w:val="auto"/>
+          <w:sz w:val="24"/>
+          <w:szCs w:val="24"/>
+        </w:rPr>
+      </w:pPr>
+      <w:r>
+        <w:rPr>
+          <w:color w:val="auto"/>
+          <w:sz w:val="24"/>
+          <w:szCs w:val="24"/>
+        </w:rPr>
+        <w:t xml:space="preserve">Lily's biggest fear while painting is someone looking at her canvas </w:t>
+      </w:r>
+      <w:r>
+        <w:rPr>
+          <w:color w:val="auto"/>
+          <w:sz w:val="24"/>
+          <w:szCs w:val="24"/>
+          <w:lang w:val="en-US"/>
+        </w:rPr>
+        <w:t>-</w:t>
+      </w:r>
+      <w:r>
+        <w:rPr>
+          <w:color w:val="auto"/>
+          <w:sz w:val="24"/>
+          <w:szCs w:val="24"/>
+        </w:rPr>
+        <w:t xml:space="preserve"> feels completely vulnerable when watched</w:t>
+      </w:r>
+    </w:p>
+    <w:p>
+      <w:pPr>
+        <w:pStyle w:val="5"/>
+        <w:keepNext w:val="0"/>
+        <w:keepLines w:val="0"/>
+        <w:widowControl/>
+        <w:suppressLineNumbers w:val="0"/>
+        <w:rPr>
+          <w:color w:val="auto"/>
+          <w:sz w:val="24"/>
+          <w:szCs w:val="24"/>
+        </w:rPr>
+      </w:pPr>
+      <w:r>
+        <w:rPr>
+          <w:color w:val="auto"/>
+          <w:sz w:val="24"/>
+          <w:szCs w:val="24"/>
+        </w:rPr>
+        <w:t xml:space="preserve">William Bankes approaches </w:t>
+      </w:r>
+      <w:r>
+        <w:rPr>
+          <w:color w:val="auto"/>
+          <w:sz w:val="24"/>
+          <w:szCs w:val="24"/>
+          <w:lang w:val="en-US"/>
+        </w:rPr>
+        <w:t>-</w:t>
+      </w:r>
+      <w:r>
+        <w:rPr>
+          <w:color w:val="auto"/>
+          <w:sz w:val="24"/>
+          <w:szCs w:val="24"/>
+        </w:rPr>
+        <w:t xml:space="preserve"> she knows his footstep before she sees him, only person she trusts enough not to hide her canvas from. He respects her discipline, sees her as more serious than Miss Doyle</w:t>
+      </w:r>
+    </w:p>
+    <w:p>
+      <w:pPr>
+        <w:pStyle w:val="5"/>
+        <w:keepNext w:val="0"/>
+        <w:keepLines w:val="0"/>
+        <w:widowControl/>
+        <w:suppressLineNumbers w:val="0"/>
+        <w:rPr>
+          <w:color w:val="auto"/>
+          <w:sz w:val="24"/>
+          <w:szCs w:val="24"/>
+        </w:rPr>
+      </w:pPr>
+      <w:r>
+        <w:rPr>
+          <w:color w:val="auto"/>
+          <w:sz w:val="24"/>
+          <w:szCs w:val="24"/>
+        </w:rPr>
+        <w:t xml:space="preserve">Together they accidentally witness Mr.Ramsay in a private emotional moment </w:t>
+      </w:r>
+      <w:r>
+        <w:rPr>
+          <w:color w:val="auto"/>
+          <w:sz w:val="24"/>
+          <w:szCs w:val="24"/>
+          <w:lang w:val="en-US"/>
+        </w:rPr>
+        <w:t>-</w:t>
+      </w:r>
+      <w:r>
+        <w:rPr>
+          <w:color w:val="auto"/>
+          <w:sz w:val="24"/>
+          <w:szCs w:val="24"/>
+        </w:rPr>
+        <w:t xml:space="preserve"> both uncomfortable, Bankes suggests a stroll as an excuse to give him space</w:t>
+      </w:r>
+    </w:p>
+    <w:p>
+      <w:pPr>
+        <w:pStyle w:val="5"/>
+        <w:keepNext w:val="0"/>
+        <w:keepLines w:val="0"/>
+        <w:widowControl/>
+        <w:suppressLineNumbers w:val="0"/>
+        <w:rPr>
+          <w:color w:val="auto"/>
+          <w:sz w:val="24"/>
+          <w:szCs w:val="24"/>
+        </w:rPr>
+      </w:pPr>
+      <w:r>
+        <w:rPr>
+          <w:color w:val="auto"/>
+          <w:sz w:val="24"/>
+          <w:szCs w:val="24"/>
+        </w:rPr>
+        <w:t xml:space="preserve">Lily refuses to paint in Paunceforte's fashionable pale style </w:t>
+      </w:r>
+      <w:r>
+        <w:rPr>
+          <w:color w:val="auto"/>
+          <w:sz w:val="24"/>
+          <w:szCs w:val="24"/>
+          <w:lang w:val="en-US"/>
+        </w:rPr>
+        <w:t>-</w:t>
+      </w:r>
+      <w:r>
+        <w:rPr>
+          <w:color w:val="auto"/>
+          <w:sz w:val="24"/>
+          <w:szCs w:val="24"/>
+        </w:rPr>
+        <w:t xml:space="preserve"> she sees violet and white and won't change it to fit the trend. Her real struggle is the gap between what she sees perfectly in her head and what comes out on the canvas </w:t>
+      </w:r>
+      <w:r>
+        <w:rPr>
+          <w:color w:val="auto"/>
+          <w:sz w:val="24"/>
+          <w:szCs w:val="24"/>
+          <w:lang w:val="en-US"/>
+        </w:rPr>
+        <w:t>-</w:t>
+      </w:r>
+      <w:r>
+        <w:rPr>
+          <w:color w:val="auto"/>
+          <w:sz w:val="24"/>
+          <w:szCs w:val="24"/>
+        </w:rPr>
+        <w:t xml:space="preserve"> that moment of picking up the brush is terrifying every single time. She's also lowkey in love with the whole Ramsay world, almost threw herself at Mrs.Ramsay's knee but held back</w:t>
+      </w:r>
+    </w:p>
+    <w:p>
+      <w:pPr>
+        <w:pStyle w:val="5"/>
+        <w:keepNext w:val="0"/>
+        <w:keepLines w:val="0"/>
+        <w:widowControl/>
+        <w:suppressLineNumbers w:val="0"/>
+        <w:rPr>
+          <w:color w:val="auto"/>
+          <w:sz w:val="24"/>
+          <w:szCs w:val="24"/>
+        </w:rPr>
+      </w:pPr>
+      <w:r>
+        <w:rPr>
+          <w:color w:val="auto"/>
+          <w:sz w:val="24"/>
+          <w:szCs w:val="24"/>
+        </w:rPr>
+        <w:t xml:space="preserve">Kitchen table floating in a pear tree </w:t>
+      </w:r>
+      <w:r>
+        <w:rPr>
+          <w:color w:val="auto"/>
+          <w:sz w:val="24"/>
+          <w:szCs w:val="24"/>
+          <w:lang w:val="en-US"/>
+        </w:rPr>
+        <w:t>-</w:t>
+      </w:r>
+      <w:r>
+        <w:rPr>
+          <w:color w:val="auto"/>
+          <w:sz w:val="24"/>
+          <w:szCs w:val="24"/>
+        </w:rPr>
+        <w:t xml:space="preserve"> that's Lily's mental image of Mr.Ramsay's philosophy. Andrew told her his dad writes about "subject and object and the nature of reality" and when she didn't get it he said think of a kitchen table when you're not in the room. So now that's just what she sees</w:t>
+      </w:r>
+    </w:p>
+    <w:p>
+      <w:pPr>
+        <w:pStyle w:val="5"/>
+        <w:keepNext w:val="0"/>
+        <w:keepLines w:val="0"/>
+        <w:widowControl/>
+        <w:suppressLineNumbers w:val="0"/>
+        <w:rPr>
+          <w:color w:val="auto"/>
+          <w:sz w:val="24"/>
+          <w:szCs w:val="24"/>
+        </w:rPr>
+      </w:pPr>
+      <w:r>
+        <w:rPr>
+          <w:color w:val="auto"/>
+          <w:sz w:val="24"/>
+          <w:szCs w:val="24"/>
+        </w:rPr>
+        <w:t xml:space="preserve">Bankes thinks Ramsay's best work was before 40 </w:t>
+      </w:r>
+      <w:r>
+        <w:rPr>
+          <w:color w:val="auto"/>
+          <w:sz w:val="24"/>
+          <w:szCs w:val="24"/>
+          <w:lang w:val="en-US"/>
+        </w:rPr>
+        <w:t>-</w:t>
+      </w:r>
+      <w:r>
+        <w:rPr>
+          <w:color w:val="auto"/>
+          <w:sz w:val="24"/>
+          <w:szCs w:val="24"/>
+        </w:rPr>
+        <w:t xml:space="preserve"> one brilliant early book, everything after just repetition. Lily immediately defends him </w:t>
+      </w:r>
+      <w:r>
+        <w:rPr>
+          <w:color w:val="auto"/>
+          <w:sz w:val="24"/>
+          <w:szCs w:val="24"/>
+          <w:lang w:val="en-US"/>
+        </w:rPr>
+        <w:t>-</w:t>
+      </w:r>
+      <w:r>
+        <w:rPr>
+          <w:color w:val="auto"/>
+          <w:sz w:val="24"/>
+          <w:szCs w:val="24"/>
+        </w:rPr>
+        <w:t xml:space="preserve"> "think of his work!" Then she gets completely overwhelmed comparing the two men. Bankes is precise, selfless, no ego </w:t>
+      </w:r>
+      <w:r>
+        <w:rPr>
+          <w:color w:val="auto"/>
+          <w:sz w:val="24"/>
+          <w:szCs w:val="24"/>
+          <w:lang w:val="en-US"/>
+        </w:rPr>
+        <w:t>-</w:t>
+      </w:r>
+      <w:r>
+        <w:rPr>
+          <w:color w:val="auto"/>
+          <w:sz w:val="24"/>
+          <w:szCs w:val="24"/>
+        </w:rPr>
+        <w:t xml:space="preserve"> genuinely great. But also brought a valet on holiday and lectures people about salt in vegetables. Ramsay is petty, vain, needy for praise </w:t>
+      </w:r>
+      <w:r>
+        <w:rPr>
+          <w:color w:val="auto"/>
+          <w:sz w:val="24"/>
+          <w:szCs w:val="24"/>
+          <w:lang w:val="en-US"/>
+        </w:rPr>
+        <w:t>-</w:t>
+      </w:r>
+      <w:r>
+        <w:rPr>
+          <w:color w:val="auto"/>
+          <w:sz w:val="24"/>
+          <w:szCs w:val="24"/>
+        </w:rPr>
+        <w:t xml:space="preserve"> but has a fiery love for his kids and dogs and lets Mrs.Ramsay cut his hair into a pudding basin shape. Neither man is complete. Her thoughts spin so fast they basically explode </w:t>
+      </w:r>
+      <w:r>
+        <w:rPr>
+          <w:color w:val="auto"/>
+          <w:sz w:val="24"/>
+          <w:szCs w:val="24"/>
+          <w:lang w:val="en-US"/>
+        </w:rPr>
+        <w:t>-</w:t>
+      </w:r>
+      <w:r>
+        <w:rPr>
+          <w:color w:val="auto"/>
+          <w:sz w:val="24"/>
+          <w:szCs w:val="24"/>
+        </w:rPr>
+        <w:t xml:space="preserve"> right as Jasper fires his gun and </w:t>
+      </w:r>
+      <w:r>
         <w:rPr>
           <w:rFonts w:hint="default"/>
-          <w:lang w:val="en-US"/>
-        </w:rPr>
-      </w:pPr>
+          <w:color w:val="auto"/>
+          <w:sz w:val="24"/>
+          <w:szCs w:val="24"/>
+          <w:lang w:val="en-US"/>
+        </w:rPr>
+        <w:t>thoughts</w:t>
+      </w:r>
+      <w:r>
+        <w:rPr>
+          <w:color w:val="auto"/>
+          <w:sz w:val="24"/>
+          <w:szCs w:val="24"/>
+        </w:rPr>
+        <w:t xml:space="preserve"> scatter </w:t>
+      </w:r>
       <w:r>
         <w:rPr>
           <w:rFonts w:hint="default"/>
-          <w:lang w:val="en-US"/>
-        </w:rPr>
-        <w:t>The sound of men takling in the background</w:t>
-      </w:r>
-    </w:p>
-    <w:p>
-      <w:pPr>
+          <w:color w:val="auto"/>
+          <w:sz w:val="24"/>
+          <w:szCs w:val="24"/>
+          <w:lang w:val="en-US"/>
+        </w:rPr>
+        <w:t>(</w:t>
+      </w:r>
+      <w:r>
+        <w:rPr>
+          <w:color w:val="auto"/>
+          <w:sz w:val="24"/>
+          <w:szCs w:val="24"/>
+        </w:rPr>
+        <w:t>everywhere</w:t>
+      </w:r>
+      <w:r>
         <w:rPr>
           <w:rFonts w:hint="default"/>
-          <w:lang w:val="en-US"/>
-        </w:rPr>
-      </w:pPr>
+          <w:color w:val="auto"/>
+          <w:sz w:val="24"/>
+          <w:szCs w:val="24"/>
+          <w:lang w:val="en-US"/>
+        </w:rPr>
+        <w:t>)</w:t>
+      </w:r>
+    </w:p>
+    <w:p>
+      <w:pPr>
+        <w:pStyle w:val="5"/>
+        <w:keepNext w:val="0"/>
+        <w:keepLines w:val="0"/>
+        <w:widowControl/>
+        <w:suppressLineNumbers w:val="0"/>
+        <w:rPr>
+          <w:color w:val="auto"/>
+          <w:sz w:val="24"/>
+          <w:szCs w:val="24"/>
+        </w:rPr>
+      </w:pPr>
+      <w:r>
+        <w:rPr>
+          <w:color w:val="auto"/>
+          <w:sz w:val="24"/>
+          <w:szCs w:val="24"/>
+        </w:rPr>
+        <w:t xml:space="preserve">They walk straight into Mr.Ramsay mid-recitation shouting "Someone had blundered!" </w:t>
+      </w:r>
+      <w:r>
+        <w:rPr>
+          <w:color w:val="auto"/>
+          <w:sz w:val="24"/>
+          <w:szCs w:val="24"/>
+          <w:lang w:val="en-US"/>
+        </w:rPr>
+        <w:t>-</w:t>
+      </w:r>
+      <w:r>
+        <w:rPr>
+          <w:color w:val="auto"/>
+          <w:sz w:val="24"/>
+          <w:szCs w:val="24"/>
+        </w:rPr>
+        <w:t xml:space="preserve"> caught red handed, embarrassed, shields his face and disappears back into his own world</w:t>
+      </w:r>
+    </w:p>
+    <w:p>
+      <w:pPr>
+        <w:pStyle w:val="5"/>
+        <w:keepNext w:val="0"/>
+        <w:keepLines w:val="0"/>
+        <w:widowControl/>
+        <w:suppressLineNumbers w:val="0"/>
+        <w:rPr>
+          <w:color w:val="auto"/>
+          <w:sz w:val="24"/>
+          <w:szCs w:val="24"/>
+        </w:rPr>
+      </w:pPr>
+      <w:r>
+        <w:rPr>
+          <w:color w:val="auto"/>
+          <w:sz w:val="24"/>
+          <w:szCs w:val="24"/>
+        </w:rPr>
+        <w:t xml:space="preserve">Mrs.Ramsay sees Lily and Bankes walking together and immediately thinks they should get married </w:t>
+      </w:r>
+      <w:r>
+        <w:rPr>
+          <w:color w:val="auto"/>
+          <w:sz w:val="24"/>
+          <w:szCs w:val="24"/>
+          <w:lang w:val="en-US"/>
+        </w:rPr>
+        <w:t>-</w:t>
+      </w:r>
+      <w:r>
+        <w:rPr>
+          <w:color w:val="auto"/>
+          <w:sz w:val="24"/>
+          <w:szCs w:val="24"/>
+        </w:rPr>
+        <w:t xml:space="preserve"> she literally cannot stop matchmaking, it's instinct</w:t>
+      </w:r>
+    </w:p>
+    <w:p>
+      <w:pPr>
+        <w:pStyle w:val="5"/>
+        <w:keepNext w:val="0"/>
+        <w:keepLines w:val="0"/>
+        <w:widowControl/>
+        <w:suppressLineNumbers w:val="0"/>
+        <w:rPr>
+          <w:color w:val="auto"/>
+          <w:sz w:val="24"/>
+          <w:szCs w:val="24"/>
+        </w:rPr>
+      </w:pPr>
+      <w:r>
+        <w:rPr>
+          <w:color w:val="auto"/>
+          <w:sz w:val="24"/>
+          <w:szCs w:val="24"/>
+        </w:rPr>
+        <w:t xml:space="preserve">James is fidgeting on purpose during the stocking measurement </w:t>
+      </w:r>
+      <w:r>
+        <w:rPr>
+          <w:color w:val="auto"/>
+          <w:sz w:val="24"/>
+          <w:szCs w:val="24"/>
+          <w:lang w:val="en-US"/>
+        </w:rPr>
+        <w:t>-</w:t>
+      </w:r>
+      <w:r>
+        <w:rPr>
+          <w:color w:val="auto"/>
+          <w:sz w:val="24"/>
+          <w:szCs w:val="24"/>
+        </w:rPr>
+        <w:t xml:space="preserve"> still jealous and bitter about the lighthouse, doesn't want to be a measuring </w:t>
+      </w:r>
       <w:r>
         <w:rPr>
           <w:rFonts w:hint="default"/>
-          <w:lang w:val="en-US"/>
-        </w:rPr>
-        <w:t>Those waves of sound make her think in 2 different state of mind. External world mirroring internal mood</w:t>
-      </w:r>
-    </w:p>
-    <w:p>
-      <w:pPr>
+          <w:color w:val="auto"/>
+          <w:sz w:val="24"/>
+          <w:szCs w:val="24"/>
+          <w:lang w:val="en-US"/>
+        </w:rPr>
+        <w:t>tape</w:t>
+      </w:r>
+      <w:r>
+        <w:rPr>
+          <w:color w:val="auto"/>
+          <w:sz w:val="24"/>
+          <w:szCs w:val="24"/>
+        </w:rPr>
+        <w:t xml:space="preserve"> for some other kid</w:t>
+      </w:r>
+    </w:p>
+    <w:p>
+      <w:pPr>
+        <w:pStyle w:val="5"/>
+        <w:keepNext w:val="0"/>
+        <w:keepLines w:val="0"/>
+        <w:widowControl/>
+        <w:suppressLineNumbers w:val="0"/>
+        <w:rPr>
+          <w:color w:val="auto"/>
+          <w:sz w:val="24"/>
+          <w:szCs w:val="24"/>
+        </w:rPr>
+      </w:pPr>
+      <w:r>
+        <w:rPr>
+          <w:color w:val="auto"/>
+          <w:sz w:val="24"/>
+          <w:szCs w:val="24"/>
+        </w:rPr>
+        <w:t xml:space="preserve">Mrs.Ramsay looks around and sees how shabby the house has gotten </w:t>
+      </w:r>
+      <w:r>
+        <w:rPr>
+          <w:color w:val="auto"/>
+          <w:sz w:val="24"/>
+          <w:szCs w:val="24"/>
+          <w:lang w:val="en-US"/>
+        </w:rPr>
+        <w:t>-</w:t>
+      </w:r>
+      <w:r>
+        <w:rPr>
+          <w:color w:val="auto"/>
+          <w:sz w:val="24"/>
+          <w:szCs w:val="24"/>
+        </w:rPr>
+        <w:t xml:space="preserve"> worn furniture, fading wallpaper, crabs and seaweed everywhere. But she reasons with herself </w:t>
+      </w:r>
+      <w:r>
+        <w:rPr>
+          <w:color w:val="auto"/>
+          <w:sz w:val="24"/>
+          <w:szCs w:val="24"/>
+          <w:lang w:val="en-US"/>
+        </w:rPr>
+        <w:t>-</w:t>
+      </w:r>
+      <w:r>
+        <w:rPr>
+          <w:color w:val="auto"/>
+          <w:sz w:val="24"/>
+          <w:szCs w:val="24"/>
+        </w:rPr>
+        <w:t xml:space="preserve"> cheap rent, kids love it, good for Mr</w:t>
+      </w:r>
+      <w:r>
         <w:rPr>
           <w:rFonts w:hint="default"/>
-          <w:lang w:val="en-US"/>
-        </w:rPr>
-      </w:pPr>
+          <w:color w:val="auto"/>
+          <w:sz w:val="24"/>
+          <w:szCs w:val="24"/>
+          <w:lang w:val="en-US"/>
+        </w:rPr>
+        <w:t>.</w:t>
+      </w:r>
+      <w:r>
+        <w:rPr>
+          <w:color w:val="auto"/>
+          <w:sz w:val="24"/>
+          <w:szCs w:val="24"/>
+        </w:rPr>
+        <w:t>Ramsay to be away from his academic bubble. She accepts the chaos</w:t>
+      </w:r>
+    </w:p>
+    <w:p>
+      <w:pPr>
+        <w:pStyle w:val="5"/>
+        <w:keepNext w:val="0"/>
+        <w:keepLines w:val="0"/>
+        <w:widowControl/>
+        <w:suppressLineNumbers w:val="0"/>
+        <w:rPr>
+          <w:color w:val="auto"/>
+          <w:sz w:val="24"/>
+          <w:szCs w:val="24"/>
+        </w:rPr>
+      </w:pPr>
+      <w:r>
+        <w:rPr>
+          <w:color w:val="auto"/>
+          <w:sz w:val="24"/>
+          <w:szCs w:val="24"/>
+        </w:rPr>
+        <w:t xml:space="preserve">She thinks about the pile of books she never reads </w:t>
+      </w:r>
+      <w:r>
+        <w:rPr>
+          <w:color w:val="auto"/>
+          <w:sz w:val="24"/>
+          <w:szCs w:val="24"/>
+          <w:lang w:val="en-US"/>
+        </w:rPr>
+        <w:t>-</w:t>
+      </w:r>
+      <w:r>
+        <w:rPr>
+          <w:color w:val="auto"/>
+          <w:sz w:val="24"/>
+          <w:szCs w:val="24"/>
+        </w:rPr>
+        <w:t xml:space="preserve"> including ones personally dedicated to her by poets. Just never has time. Her whole life is service to others, zero left for herself</w:t>
+      </w:r>
+    </w:p>
+    <w:p>
+      <w:pPr>
+        <w:pStyle w:val="5"/>
+        <w:keepNext w:val="0"/>
+        <w:keepLines w:val="0"/>
+        <w:widowControl/>
+        <w:suppressLineNumbers w:val="0"/>
+        <w:rPr>
+          <w:color w:val="auto"/>
+          <w:sz w:val="24"/>
+          <w:szCs w:val="24"/>
+        </w:rPr>
+      </w:pPr>
+      <w:r>
+        <w:rPr>
+          <w:color w:val="auto"/>
+          <w:sz w:val="24"/>
+          <w:szCs w:val="24"/>
+        </w:rPr>
+        <w:t xml:space="preserve">Marie the Swiss maid keeps her window open at night. Mrs.Ramsay was about to scold her then Marie quietly says "at home the mountains are so beautiful" </w:t>
+      </w:r>
+      <w:r>
+        <w:rPr>
+          <w:color w:val="auto"/>
+          <w:sz w:val="24"/>
+          <w:szCs w:val="24"/>
+          <w:lang w:val="en-US"/>
+        </w:rPr>
+        <w:t>-</w:t>
+      </w:r>
+      <w:r>
+        <w:rPr>
+          <w:color w:val="auto"/>
+          <w:sz w:val="24"/>
+          <w:szCs w:val="24"/>
+        </w:rPr>
+        <w:t xml:space="preserve"> her father is dying of throat cancer back home. Mrs.Ramsay goes silent. Nothing to say</w:t>
+      </w:r>
+    </w:p>
+    <w:p>
+      <w:pPr>
+        <w:pStyle w:val="5"/>
+        <w:keepNext w:val="0"/>
+        <w:keepLines w:val="0"/>
+        <w:widowControl/>
+        <w:suppressLineNumbers w:val="0"/>
+        <w:rPr>
+          <w:color w:val="auto"/>
+          <w:sz w:val="24"/>
+          <w:szCs w:val="24"/>
+        </w:rPr>
+      </w:pPr>
+      <w:r>
+        <w:rPr>
+          <w:color w:val="auto"/>
+          <w:sz w:val="24"/>
+          <w:szCs w:val="24"/>
+        </w:rPr>
+        <w:t xml:space="preserve">That grief hits her sideways and she snaps at James </w:t>
+      </w:r>
+      <w:r>
+        <w:rPr>
+          <w:color w:val="auto"/>
+          <w:sz w:val="24"/>
+          <w:szCs w:val="24"/>
+          <w:lang w:val="en-US"/>
+        </w:rPr>
+        <w:t>-</w:t>
+      </w:r>
+      <w:r>
+        <w:rPr>
+          <w:color w:val="auto"/>
+          <w:sz w:val="24"/>
+          <w:szCs w:val="24"/>
+        </w:rPr>
+        <w:t xml:space="preserve"> "stand still, don't be tiresome." James feels it's real this time and stops. Her emotions leak out in the wrong direction</w:t>
+      </w:r>
+    </w:p>
+    <w:p>
+      <w:pPr>
+        <w:pStyle w:val="5"/>
+        <w:keepNext w:val="0"/>
+        <w:keepLines w:val="0"/>
+        <w:widowControl/>
+        <w:suppressLineNumbers w:val="0"/>
+        <w:rPr>
+          <w:color w:val="auto"/>
+          <w:sz w:val="24"/>
+          <w:szCs w:val="24"/>
+        </w:rPr>
+      </w:pPr>
+      <w:r>
+        <w:rPr>
+          <w:color w:val="auto"/>
+          <w:sz w:val="24"/>
+          <w:szCs w:val="24"/>
+        </w:rPr>
+        <w:t>Stocking is too short by half an inch. Small detail but carries the whole lighthouse hope with it</w:t>
+      </w:r>
+    </w:p>
+    <w:p>
+      <w:pPr>
+        <w:pStyle w:val="5"/>
+        <w:keepNext w:val="0"/>
+        <w:keepLines w:val="0"/>
+        <w:widowControl/>
+        <w:suppressLineNumbers w:val="0"/>
+        <w:rPr>
+          <w:color w:val="auto"/>
+          <w:sz w:val="24"/>
+          <w:szCs w:val="24"/>
+        </w:rPr>
+      </w:pPr>
+      <w:r>
+        <w:rPr>
+          <w:color w:val="auto"/>
+          <w:sz w:val="24"/>
+          <w:szCs w:val="24"/>
+        </w:rPr>
+        <w:t xml:space="preserve">Woolf pulls back and asks </w:t>
+      </w:r>
+      <w:r>
+        <w:rPr>
+          <w:color w:val="auto"/>
+          <w:sz w:val="24"/>
+          <w:szCs w:val="24"/>
+          <w:lang w:val="en-US"/>
+        </w:rPr>
+        <w:t>-</w:t>
+      </w:r>
+      <w:r>
+        <w:rPr>
+          <w:color w:val="auto"/>
+          <w:sz w:val="24"/>
+          <w:szCs w:val="24"/>
+        </w:rPr>
+        <w:t xml:space="preserve"> what's actually behind Mrs.Ramsay's beauty? Hints at a lost lover before Mr.Ramsay, someone who maybe died. She never talks about herself, ever. But she just *knows* things without learning them </w:t>
+      </w:r>
+      <w:r>
+        <w:rPr>
+          <w:color w:val="auto"/>
+          <w:sz w:val="24"/>
+          <w:szCs w:val="24"/>
+          <w:lang w:val="en-US"/>
+        </w:rPr>
+        <w:t>-</w:t>
+      </w:r>
+      <w:r>
+        <w:rPr>
+          <w:color w:val="auto"/>
+          <w:sz w:val="24"/>
+          <w:szCs w:val="24"/>
+        </w:rPr>
+        <w:t xml:space="preserve"> while clever people overthink everything she drops straight to the truth like a stone hitting water. Her simplicity is actually a kind of genius</w:t>
+      </w:r>
+    </w:p>
+    <w:p>
+      <w:pPr>
+        <w:pStyle w:val="5"/>
+        <w:keepNext w:val="0"/>
+        <w:keepLines w:val="0"/>
+        <w:widowControl/>
+        <w:suppressLineNumbers w:val="0"/>
+        <w:rPr>
+          <w:color w:val="auto"/>
+          <w:sz w:val="24"/>
+          <w:szCs w:val="24"/>
+        </w:rPr>
+      </w:pPr>
+      <w:r>
+        <w:rPr>
+          <w:color w:val="auto"/>
+          <w:sz w:val="24"/>
+          <w:szCs w:val="24"/>
+        </w:rPr>
+        <w:t xml:space="preserve">Bankes once got genuinely moved just by her voice on the phone </w:t>
+      </w:r>
+      <w:r>
+        <w:rPr>
+          <w:color w:val="auto"/>
+          <w:sz w:val="24"/>
+          <w:szCs w:val="24"/>
+          <w:lang w:val="en-US"/>
+        </w:rPr>
+        <w:t>-</w:t>
+      </w:r>
+      <w:r>
+        <w:rPr>
+          <w:color w:val="auto"/>
+          <w:sz w:val="24"/>
+          <w:szCs w:val="24"/>
+        </w:rPr>
+        <w:t xml:space="preserve"> she was only telling him a train time. Pictured her as a Greek goddess, then remembered her running across the lawn in galoshes chasing a kid. Beauty and total ordinariness at the same time. He couldn't figure her out so he just went back to work</w:t>
+      </w:r>
+    </w:p>
+    <w:p>
+      <w:pPr>
+        <w:pStyle w:val="5"/>
+        <w:keepNext w:val="0"/>
+        <w:keepLines w:val="0"/>
+        <w:widowControl/>
+        <w:suppressLineNumbers w:val="0"/>
+        <w:rPr>
+          <w:color w:val="auto"/>
+          <w:sz w:val="24"/>
+          <w:szCs w:val="24"/>
+        </w:rPr>
+      </w:pPr>
+      <w:r>
+        <w:rPr>
+          <w:color w:val="auto"/>
+          <w:sz w:val="24"/>
+          <w:szCs w:val="24"/>
+        </w:rPr>
+        <w:t xml:space="preserve">Mrs.Ramsay is completely unaware of her own beauty </w:t>
+      </w:r>
+      <w:r>
+        <w:rPr>
+          <w:color w:val="auto"/>
+          <w:sz w:val="24"/>
+          <w:szCs w:val="24"/>
+          <w:lang w:val="en-US"/>
+        </w:rPr>
+        <w:t>-</w:t>
+      </w:r>
+      <w:r>
+        <w:rPr>
+          <w:color w:val="auto"/>
+          <w:sz w:val="24"/>
+          <w:szCs w:val="24"/>
+        </w:rPr>
+        <w:t xml:space="preserve"> like a child, Bankes says. Doesn't use it, doesn't enjoy it, almost seems bored by it</w:t>
+      </w:r>
+    </w:p>
+    <w:p>
+      <w:pPr>
+        <w:pStyle w:val="5"/>
+        <w:keepNext w:val="0"/>
+        <w:keepLines w:val="0"/>
+        <w:widowControl/>
+        <w:suppressLineNumbers w:val="0"/>
+        <w:rPr>
+          <w:color w:val="auto"/>
+          <w:sz w:val="24"/>
+          <w:szCs w:val="24"/>
+        </w:rPr>
+      </w:pPr>
+      <w:r>
+        <w:rPr>
+          <w:color w:val="auto"/>
+          <w:sz w:val="24"/>
+          <w:szCs w:val="24"/>
+        </w:rPr>
+        <w:t xml:space="preserve">After snapping at James she softens, raises his head and kisses his forehead </w:t>
+      </w:r>
+      <w:r>
+        <w:rPr>
+          <w:color w:val="auto"/>
+          <w:sz w:val="24"/>
+          <w:szCs w:val="24"/>
+          <w:lang w:val="en-US"/>
+        </w:rPr>
+        <w:t>-</w:t>
+      </w:r>
+      <w:r>
+        <w:rPr>
+          <w:color w:val="auto"/>
+          <w:sz w:val="24"/>
+          <w:szCs w:val="24"/>
+        </w:rPr>
+        <w:t xml:space="preserve"> "let us find another picture to cut out." Guilt and love in one small gesture. Always comes back to taking care of him</w:t>
+      </w:r>
+    </w:p>
+    <w:p>
+      <w:pPr>
+        <w:pStyle w:val="5"/>
+        <w:keepNext w:val="0"/>
+        <w:keepLines w:val="0"/>
+        <w:widowControl/>
+        <w:suppressLineNumbers w:val="0"/>
+        <w:rPr>
+          <w:color w:val="auto"/>
+          <w:sz w:val="22"/>
+          <w:szCs w:val="22"/>
+        </w:rPr>
+      </w:pPr>
+      <w:r>
+        <w:rPr>
+          <w:color w:val="auto"/>
+          <w:sz w:val="22"/>
+          <w:szCs w:val="22"/>
+        </w:rPr>
+        <w:t>Woolf goes deep inside Mr.Ramsay's brain and this is where it gets interestin</w:t>
+      </w:r>
       <w:r>
         <w:rPr>
           <w:rFonts w:hint="default"/>
-          <w:lang w:val="en-US"/>
-        </w:rPr>
-        <w:t>Mr.Ramsey’s chanting on the terrace soothing her like a thought anchor.</w:t>
-      </w:r>
-    </w:p>
-    <w:p>
-      <w:pPr>
+          <w:color w:val="auto"/>
+          <w:sz w:val="22"/>
+          <w:szCs w:val="22"/>
+          <w:lang w:val="en-US"/>
+        </w:rPr>
+        <w:t>g</w:t>
+      </w:r>
+      <w:r>
+        <w:rPr>
+          <w:color w:val="auto"/>
+          <w:sz w:val="22"/>
+          <w:szCs w:val="22"/>
+        </w:rPr>
+        <w:t>.</w:t>
+      </w:r>
+    </w:p>
+    <w:p>
+      <w:pPr>
+        <w:pStyle w:val="5"/>
+        <w:keepNext w:val="0"/>
+        <w:keepLines w:val="0"/>
+        <w:widowControl/>
+        <w:suppressLineNumbers w:val="0"/>
+        <w:rPr>
+          <w:color w:val="auto"/>
+          <w:sz w:val="22"/>
+          <w:szCs w:val="22"/>
+        </w:rPr>
+      </w:pPr>
+      <w:r>
+        <w:rPr>
+          <w:color w:val="auto"/>
+          <w:sz w:val="22"/>
+          <w:szCs w:val="22"/>
+        </w:rPr>
+        <w:t>He thinks of his own intelligence like the alphabet A to Z. He's reached Q. In his mind that's huge, barely anyone gets to Q. But R is just sitting there barely visible in the distance and he cannot reach it no matter what. He pushes toward it like he's leading a polar expedition in a snowstorm, like a soldier who knows he's going to die but keeps going anyway. Still can't get there.</w:t>
+      </w:r>
+    </w:p>
+    <w:p>
+      <w:pPr>
+        <w:pStyle w:val="5"/>
+        <w:keepNext w:val="0"/>
+        <w:keepLines w:val="0"/>
+        <w:widowControl/>
+        <w:suppressLineNumbers w:val="0"/>
         <w:rPr>
           <w:rFonts w:hint="default"/>
-          <w:lang w:val="en-US"/>
-        </w:rPr>
-      </w:pPr>
+          <w:color w:val="auto"/>
+          <w:sz w:val="22"/>
+          <w:szCs w:val="22"/>
+          <w:lang w:val="en-US"/>
+        </w:rPr>
+      </w:pPr>
+      <w:r>
+        <w:rPr>
+          <w:color w:val="auto"/>
+          <w:sz w:val="22"/>
+          <w:szCs w:val="22"/>
+        </w:rPr>
+        <w:t>He knows he's not a genius</w:t>
+      </w:r>
       <w:r>
         <w:rPr>
           <w:rFonts w:hint="default"/>
-          <w:lang w:val="en-US"/>
-        </w:rPr>
-        <w:t>Lily Briscoue painting on the edge of the lawn</w:t>
-      </w:r>
-    </w:p>
-    <w:p>
-      <w:pPr>
+          <w:color w:val="auto"/>
+          <w:sz w:val="22"/>
+          <w:szCs w:val="22"/>
+          <w:lang w:val="en-US"/>
+        </w:rPr>
+        <w:t xml:space="preserve">, </w:t>
+      </w:r>
+      <w:r>
+        <w:rPr>
+          <w:color w:val="auto"/>
+          <w:sz w:val="22"/>
+          <w:szCs w:val="22"/>
+        </w:rPr>
+        <w:t xml:space="preserve"> genius people just flash through the whole alphabet at once like a lightning bolt. He's not that guy. He's the slow steady letter by letter type. He knows it and it kills him a little</w:t>
+      </w:r>
+      <w:r>
         <w:rPr>
           <w:rFonts w:hint="default"/>
-          <w:lang w:val="en-US"/>
-        </w:rPr>
-      </w:pPr>
+          <w:color w:val="auto"/>
+          <w:sz w:val="22"/>
+          <w:szCs w:val="22"/>
+          <w:lang w:val="en-US"/>
+        </w:rPr>
+        <w:t>.</w:t>
+      </w:r>
+    </w:p>
+    <w:p>
+      <w:pPr>
+        <w:pStyle w:val="5"/>
+        <w:keepNext w:val="0"/>
+        <w:keepLines w:val="0"/>
+        <w:widowControl/>
+        <w:suppressLineNumbers w:val="0"/>
+        <w:rPr>
+          <w:color w:val="auto"/>
+          <w:sz w:val="22"/>
+          <w:szCs w:val="22"/>
+        </w:rPr>
+      </w:pPr>
+      <w:r>
+        <w:rPr>
+          <w:color w:val="auto"/>
+          <w:sz w:val="22"/>
+          <w:szCs w:val="22"/>
+        </w:rPr>
+        <w:t>Then he spirals — even if he gets famous, what does that matter? Two thousand years of fame is literally nothing. A random stone on the ground outlasts Shakespeare. His little light will shine for a bit then just get swallowed up by something bigger</w:t>
+      </w:r>
+    </w:p>
+    <w:p>
+      <w:pPr>
+        <w:pStyle w:val="5"/>
+        <w:keepNext w:val="0"/>
+        <w:keepLines w:val="0"/>
+        <w:widowControl/>
+        <w:suppressLineNumbers w:val="0"/>
+        <w:rPr>
+          <w:color w:val="auto"/>
+          <w:sz w:val="22"/>
+          <w:szCs w:val="22"/>
+        </w:rPr>
+      </w:pPr>
+      <w:r>
+        <w:rPr>
+          <w:color w:val="auto"/>
+          <w:sz w:val="22"/>
+          <w:szCs w:val="22"/>
+        </w:rPr>
+        <w:t>He imagines himself as a dying explorer on a frozen mountain</w:t>
+      </w:r>
       <w:r>
         <w:rPr>
           <w:rFonts w:hint="default"/>
-          <w:lang w:val="en-US"/>
-        </w:rPr>
-        <w:t>Mr.Ramsay almost knocks over Lily’s easel</w:t>
+          <w:color w:val="auto"/>
+          <w:sz w:val="22"/>
+          <w:szCs w:val="22"/>
+          <w:lang w:val="en-US"/>
+        </w:rPr>
+        <w:t>,</w:t>
+      </w:r>
+      <w:r>
+        <w:rPr>
+          <w:color w:val="auto"/>
+          <w:sz w:val="22"/>
+          <w:szCs w:val="22"/>
+        </w:rPr>
+        <w:t xml:space="preserve"> too proud to lie down, choosing to die standing upright staring into the storm. Very dramatic. Very him.</w:t>
+      </w:r>
+    </w:p>
+    <w:p>
+      <w:pPr>
+        <w:pStyle w:val="5"/>
+        <w:keepNext w:val="0"/>
+        <w:keepLines w:val="0"/>
+        <w:widowControl/>
+        <w:suppressLineNumbers w:val="0"/>
+        <w:rPr>
+          <w:color w:val="auto"/>
+          <w:sz w:val="22"/>
+          <w:szCs w:val="22"/>
+        </w:rPr>
+      </w:pPr>
+      <w:r>
+        <w:rPr>
+          <w:color w:val="auto"/>
+          <w:sz w:val="22"/>
+          <w:szCs w:val="22"/>
+        </w:rPr>
+        <w:t>But then his toes tingle. He realizes he's actually alive. And what he really wants right now is just sympathy, whisky, and someone to sit and listen to how hard his life is. The whole heroic dying explorer thing just collapses. It's kind of funny honestly</w:t>
+      </w:r>
+    </w:p>
+    <w:p>
+      <w:pPr>
+        <w:pStyle w:val="5"/>
+        <w:keepNext w:val="0"/>
+        <w:keepLines w:val="0"/>
+        <w:widowControl/>
+        <w:suppressLineNumbers w:val="0"/>
+        <w:rPr>
+          <w:color w:val="auto"/>
+          <w:sz w:val="22"/>
+          <w:szCs w:val="22"/>
+        </w:rPr>
+      </w:pPr>
+      <w:r>
+        <w:rPr>
+          <w:color w:val="auto"/>
+          <w:sz w:val="22"/>
+          <w:szCs w:val="22"/>
+        </w:rPr>
+        <w:t>He looks over at Mrs. Ramsay and James in the window. They slowly come into focus. He puts his pipe away and just bows his head toward her. Even with all his ego and all his drama — at the end of the day he genuinely worships her.</w:t>
       </w:r>
     </w:p>
     <w:p>
       <w:pPr>
         <w:rPr>
           <w:rFonts w:hint="default"/>
-          <w:lang w:val="en-US"/>
-        </w:rPr>
-      </w:pPr>
-      <w:r>
-        <w:rPr>
-          <w:rFonts w:hint="default"/>
-          <w:lang w:val="en-US"/>
-        </w:rPr>
-        <w:t>Lily’s fear of being watched at her canva maybe she feels volnurable when watched.</w:t>
-      </w:r>
-    </w:p>
-    <w:p>
-      <w:pPr>
-        <w:rPr>
-          <w:rFonts w:hint="default"/>
-          <w:lang w:val="en-US"/>
-        </w:rPr>
-      </w:pPr>
-      <w:r>
-        <w:rPr>
-          <w:rFonts w:hint="default"/>
-          <w:lang w:val="en-US"/>
-        </w:rPr>
-        <w:t>Wiliam Bankes approaches, he also respects Lily for her discipline.</w:t>
-      </w:r>
-    </w:p>
-    <w:p>
-      <w:pPr>
-        <w:rPr>
-          <w:rFonts w:hint="default"/>
-          <w:lang w:val="en-US"/>
-        </w:rPr>
-      </w:pPr>
-      <w:r>
-        <w:rPr>
-          <w:rFonts w:hint="default"/>
-          <w:lang w:val="en-US"/>
-        </w:rPr>
-        <w:t>Together they witnessed Mr.Ramsay’s private moment and they took a stroll as an exit.</w:t>
-      </w:r>
-    </w:p>
-    <w:p>
-      <w:pPr>
-        <w:rPr>
-          <w:rFonts w:hint="default"/>
-          <w:lang w:val="en-US"/>
-        </w:rPr>
-      </w:pPr>
-      <w:r>
-        <w:rPr>
-          <w:rFonts w:hint="default"/>
-          <w:lang w:val="en-US"/>
-        </w:rPr>
-        <w:t>Lily refuses Paunceforte’s way of painting. And she struggles (fights) to hold onto her perception against all pressure. And she really loved being part of this whole Ramsay family.</w:t>
-      </w:r>
-    </w:p>
-    <w:p>
-      <w:pPr>
-        <w:rPr>
-          <w:rFonts w:hint="default"/>
-          <w:lang w:val="en-US"/>
-        </w:rPr>
-      </w:pPr>
-      <w:r>
-        <w:rPr>
-          <w:rFonts w:hint="default"/>
-          <w:lang w:val="en-US"/>
-        </w:rPr>
-        <w:t>Kitchen table at the pear table - lili’s image of Ramsay’s philosophy.</w:t>
-      </w:r>
-    </w:p>
-    <w:p>
-      <w:pPr>
-        <w:rPr>
-          <w:rFonts w:hint="default"/>
-          <w:lang w:val="en-US"/>
-        </w:rPr>
-      </w:pPr>
-      <w:r>
-        <w:rPr>
-          <w:rFonts w:hint="default"/>
-          <w:lang w:val="en-US"/>
-        </w:rPr>
-        <w:t>Ramsay’s best work was before 40 - Bankes’s honest opinion, only one great book and rest is repetition. But Lily admires the Bankes (friendzoned LOL)</w:t>
-      </w:r>
-    </w:p>
-    <w:p>
-      <w:pPr>
-        <w:rPr>
-          <w:rFonts w:hint="default"/>
+          <w:color w:val="auto"/>
+          <w:sz w:val="18"/>
+          <w:szCs w:val="18"/>
           <w:lang w:val="en-US"/>
         </w:rPr>
       </w:pPr>
@@ -737,6 +2148,49 @@
       </w:tblCellMar>
     </w:tblPr>
   </w:style>
+  <w:style w:type="paragraph" w:styleId="4">
+    <w:name w:val="Normal (Web)"/>
+    <w:basedOn w:val="1"/>
+    <w:uiPriority w:val="0"/>
+    <w:rPr>
+      <w:sz w:val="24"/>
+      <w:szCs w:val="24"/>
+    </w:rPr>
+  </w:style>
+  <w:style w:type="paragraph" w:customStyle="1" w:styleId="5">
+    <w:name w:val="p1"/>
+    <w:uiPriority w:val="0"/>
+    <w:pPr>
+      <w:spacing w:before="0" w:beforeAutospacing="0" w:after="0" w:afterAutospacing="0"/>
+      <w:ind w:left="0" w:right="0"/>
+      <w:jc w:val="left"/>
+    </w:pPr>
+    <w:rPr>
+      <w:rFonts w:ascii="Helvetica Neue" w:hAnsi="Helvetica Neue" w:eastAsia="Helvetica Neue" w:cs="Helvetica Neue"/>
+      <w:color w:val="FFFFFF"/>
+      <w:kern w:val="0"/>
+      <w:sz w:val="28"/>
+      <w:szCs w:val="28"/>
+      <w:lang w:val="en-US" w:eastAsia="zh-CN" w:bidi="ar"/>
+    </w:rPr>
+  </w:style>
+  <w:style w:type="paragraph" w:customStyle="1" w:styleId="6">
+    <w:name w:val="p2"/>
+    <w:uiPriority w:val="0"/>
+    <w:pPr>
+      <w:spacing w:before="0" w:beforeAutospacing="0" w:after="0" w:afterAutospacing="0"/>
+      <w:ind w:left="0" w:right="0"/>
+      <w:jc w:val="left"/>
+    </w:pPr>
+    <w:rPr>
+      <w:rFonts w:hint="default" w:ascii="Helvetica Neue" w:hAnsi="Helvetica Neue" w:eastAsia="Helvetica Neue" w:cs="Helvetica Neue"/>
+      <w:color w:val="FFFFFF"/>
+      <w:kern w:val="0"/>
+      <w:sz w:val="28"/>
+      <w:szCs w:val="28"/>
+      <w:lang w:val="en-US" w:eastAsia="zh-CN" w:bidi="ar"/>
+    </w:rPr>
+  </w:style>
 </w:styles>
 </file>
 
